--- a/docassemble/ApplicationForNameChange/data/templates/parental_publication_request.docx
+++ b/docassemble/ApplicationForNameChange/data/templates/parental_publication_request.docx
@@ -29,23 +29,7 @@
             <w:tcBorders/>
           </w:tcPr>
           <w:p>
-            <w:pPr>
-              <w:pStyle w:val="Heading1"/>
-              <w:keepNext w:val="false"/>
-              <w:tabs>
-                <w:tab w:val="clear" w:pos="5280"/>
-              </w:tabs>
-              <w:ind w:hanging="0" w:start="0" w:end="-144"/>
-              <w:rPr>
-                <w:rFonts w:ascii="Times New Roman;Times New Roman" w:hAnsi="Times New Roman;Times New Roman" w:cs="Times New Roman;Times New Roman"/>
-                <w:sz w:val="28"/>
-              </w:rPr>
-            </w:pPr>
             <w:r>
-              <w:rPr>
-                <w:rFonts w:cs="Times New Roman;Times New Roman" w:ascii="Times New Roman;Times New Roman" w:hAnsi="Times New Roman;Times New Roman"/>
-                <w:sz w:val="28"/>
-              </w:rPr>
               <w:t>State of Minnesota</w:t>
             </w:r>
           </w:p>
@@ -56,9 +40,7 @@
             <w:tcBorders/>
           </w:tcPr>
           <w:p>
-            <w:r>
-              <w:t>Minnesota</w:t>
-            </w:r>
+            <w:r/>
           </w:p>
         </w:tc>
         <w:tc>
@@ -127,14 +109,8 @@
             </w:tcBorders>
           </w:tcPr>
           <w:p>
-            <w:pPr>
-              <w:pStyle w:val="Normal"/>
-              <w:ind w:end="-144"/>
-              <w:rPr/>
-            </w:pPr>
             <w:r>
-              <w:rPr/>
-              <w:t>County</w:t>
+              <w:t>County: {{ district_court_county }}</w:t>
             </w:r>
           </w:p>
         </w:tc>
@@ -144,9 +120,7 @@
             <w:tcBorders/>
           </w:tcPr>
           <w:p>
-            <w:r>
-              <w:t>{{ district_court_county }}</w:t>
-            </w:r>
+            <w:r/>
           </w:p>
         </w:tc>
         <w:tc>
